--- a/livrables/lecons/2026-06-06_lecon-enneagramme_01_type-2-aide-inconditionnelle.docx
+++ b/livrables/lecons/2026-06-06_lecon-enneagramme_01_type-2-aide-inconditionnelle.docx
@@ -101,7 +101,7 @@
         <w:spacing w:after="100" w:before="100"/>
       </w:pPr>
       <w:r>
-        <w:t xml:space="preserve">2. CORE FEAR : Être inutile ou rejeté. D'où vient la compulsion à donner sans limites.</w:t>
+        <w:t xml:space="preserve">2. CORE FEAR : Être inutile ou rejeté — l'Enneagram Institute écrit « Of being unwanted, unworthy of being loved ». D'où vient la compulsion à donner sans limites.</w:t>
       </w:r>
     </w:p>
     <w:p>
@@ -122,7 +122,7 @@
         <w:spacing w:after="200" w:before="200"/>
       </w:pPr>
       <w:r>
-        <w:t xml:space="preserve">"The gift of the Two is pride in being helpful; the liability is the tendency to manipulate others with 'help.'" — David Riso</w:t>
+        <w:t xml:space="preserve">L'Enneagram Institute (Riso-Hudson) décrit l'orgueil (pride) comme l'ombre du Deux, avec « the tendency to manipulate others to get their own emotional needs met » (page Type Two, lue le 13/09/2026). ⚠️ Corrigé le 13/09/2026 : la phrase entre guillemets attribuée à David Riso (« The gift of the Two is pride in being helpful… ») ne figure sur aucune page ouverte ; retirée, remplacée par la formulation réelle de la page.</w:t>
       </w:r>
     </w:p>
     <w:p>
@@ -378,6 +378,24 @@
       <w:pPr>
         <w:spacing w:after="100" w:before="100"/>
       </w:pPr>
+      <w:hyperlink w:history="1" r:id="rIdei2_2026">
+        <w:r>
+          <w:rPr>
+            <w:b/>
+            <w:bCs/>
+            <w:color w:val="1155CC"/>
+            <w:sz w:val="44"/>
+            <w:szCs w:val="44"/>
+            <w:u w:val="single"/>
+          </w:rPr>
+          <w:t xml:space="preserve">The Enneagram Institute (Riso-Hudson) : Type Two, The Helper — la source primaire du modèle que la théorie invoque, ajoutée le 13/09/2026</w:t>
+        </w:r>
+      </w:hyperlink>
+    </w:p>
+    <w:p>
+      <w:pPr>
+        <w:spacing w:after="100" w:before="100"/>
+      </w:pPr>
       <w:hyperlink w:history="1" r:id="rIdwpysgzemxsmzkirbsdvmw">
         <w:r>
           <w:rPr>
@@ -388,7 +406,7 @@
             <w:szCs w:val="44"/>
             <w:u w:val="single"/>
           </w:rPr>
-          <w:t xml:space="preserve">Enneagram Test : Type Assessment (Free)</w:t>
+          <w:t xml:space="preserve">EnneagramTest.com : test gratuit (site commercial, non validé scientifiquement)</w:t>
         </w:r>
       </w:hyperlink>
     </w:p>
@@ -406,7 +424,7 @@
             <w:szCs w:val="44"/>
             <w:u w:val="single"/>
           </w:rPr>
-          <w:t xml:space="preserve">Enneagram Test Blog : Victim Mentality</w:t>
+          <w:t xml:space="preserve">EnneagramTest.com, blog : Victim Mentality</w:t>
         </w:r>
       </w:hyperlink>
     </w:p>
@@ -424,7 +442,7 @@
             <w:szCs w:val="44"/>
             <w:u w:val="single"/>
           </w:rPr>
-          <w:t xml:space="preserve">Enneagram Test Blog : The Halo Effect</w:t>
+          <w:t xml:space="preserve">EnneagramTest.com, blog : The Halo Effect</w:t>
         </w:r>
       </w:hyperlink>
     </w:p>
@@ -461,6 +479,60 @@
       </w:pPr>
       <w:r>
         <w:t xml:space="preserve">Généré : 06/06/2026 • Leçon 01/type-2-aide-inconditionnelle</w:t>
+      </w:r>
+    </w:p>
+    <w:p>
+      <w:pPr>
+        <w:spacing w:after="120" w:before="320"/>
+      </w:pPr>
+      <w:r>
+        <w:rPr>
+          <w:b/>
+          <w:bCs/>
+          <w:color w:val="1B3A6B"/>
+          <w:sz w:val="28"/>
+          <w:szCs w:val="28"/>
+        </w:rPr>
+        <w:t xml:space="preserve">📝 Journal des corrections — 13 septembre 2026</w:t>
+      </w:r>
+    </w:p>
+    <w:p>
+      <w:pPr>
+        <w:spacing w:after="80"/>
+      </w:pPr>
+      <w:r>
+        <w:rPr>
+          <w:color w:val="1F2937"/>
+          <w:sz w:val="22"/>
+          <w:szCs w:val="22"/>
+        </w:rPr>
+        <w:t xml:space="preserve">Relue le 13/09/2026. Deux corrections : des liens sans cible, et une citation sans source.</w:t>
+      </w:r>
+    </w:p>
+    <w:p>
+      <w:pPr>
+        <w:spacing w:after="80"/>
+      </w:pPr>
+      <w:r>
+        <w:rPr>
+          <w:color w:val="1F2937"/>
+          <w:sz w:val="22"/>
+          <w:szCs w:val="22"/>
+        </w:rPr>
+        <w:t xml:space="preserve">① Les quatre ressources étaient des liens sans cible. Les libellés étaient des hyperliens, mais leurs relations ne portaient aucune adresse (bug du script du 06/06/2026, premier jour du parcours) : cette leçon était l'une des trois du dépôt sans aucune adresse. Cibles posées et testées à 200 le 13/09/2026 : Wikipédia, le site EnneagramTest.com et ses deux billets — désormais libellés pour ce qu'ils sont, un site commercial de test. Une ressource ajoutée : la page Type Two de l'Enneagram Institute, le modèle Riso-Hudson que la théorie invoque nommément, et qui porte la peur de base, le désir de base, les deux ailes et l'intégration vers le Quatre que la leçon utilise.</w:t>
+      </w:r>
+    </w:p>
+    <w:p>
+      <w:pPr>
+        <w:spacing w:after="80"/>
+      </w:pPr>
+      <w:r>
+        <w:rPr>
+          <w:color w:val="1F2937"/>
+          <w:sz w:val="22"/>
+          <w:szCs w:val="22"/>
+        </w:rPr>
+        <w:t xml:space="preserve">② « The gift of the Two is pride in being helpful; the liability is the tendency to manipulate others with 'help.' » — David Riso. Cette phrase ne figure ni sur la page Type Two de l'Enneagram Institute ni sur aucune page ouverte le 13/09/2026. Ce que la page dit réellement : « the tendency to manipulate others to get their own emotional needs met ». Guillemets et attribution retirés, formulation réelle citée. Même correction que la leçon n°04 le 11/09/2026 — Riso et Hudson sont des auteurs réels, à qui on ne prête pas de phrases.</w:t>
       </w:r>
     </w:p>
     <w:sectPr>
